--- a/ky/discovery-articles/3.16 Жогорку ылдамдыктагы темир жол.docx
+++ b/ky/discovery-articles/3.16 Жогорку ылдамдыктагы темир жол.docx
@@ -4,580 +4,386 @@
   <w:body>
     <w:p>
       <w:pPr>
-        <w:keepNext/>
-        <w:spacing w:before="280" w:after="120"/>
+        <w:pStyle w:val="Title"/>
+        <w:widowControl/>
       </w:pPr>
       <w:r>
-        <w:rPr>
-          <w:rFonts w:ascii="Calibri" w:hAnsi="Calibri" w:eastAsia="Calibri"/>
-          <w:b/>
-          <w:i w:val="0"/>
-          <w:color w:val="004E8C"/>
-          <w:sz w:val="44"/>
-        </w:rPr>
         <w:t>3.16 Жогорку ылдамдыктагы темир жол</w:t>
       </w:r>
     </w:p>
     <w:p>
       <w:pPr>
-        <w:spacing w:after="80"/>
+        <w:keepNext/>
+        <w:widowControl/>
       </w:pPr>
       <w:r>
         <w:rPr>
-          <w:rFonts w:ascii="Calibri" w:hAnsi="Calibri" w:eastAsia="Calibri"/>
-          <w:b w:val="0"/>
-          <w:i/>
-          <w:color w:val="505050"/>
-          <w:sz w:val="22"/>
+          <w:sz w:val="20"/>
         </w:rPr>
-        <w:t>3. Өнөр жай, энергетика жана транспорт</w:t>
-      </w:r>
-    </w:p>
-    <w:p>
-      <w:pPr>
-        <w:spacing w:after="200"/>
-      </w:pPr>
-      <w:r>
-        <w:rPr>
-          <w:rFonts w:ascii="Calibri" w:hAnsi="Calibri" w:eastAsia="Calibri"/>
-          <w:b w:val="0"/>
-          <w:i/>
-          <w:sz w:val="22"/>
-        </w:rPr>
-        <w:t>Мезгил: 1964-жылдан тартып (Синкансэн); кийин TGV жана дүйнөлүк жогорку ылдамдыктагы тармактар | Негизги өкүлдөр: Япония улуттук темир жолунун Синкансэн инженерлери; SNCFтин TGV топтору; кийин Кытай жана башка өлкөлөрдүн улуттук программалары</w:t>
-      </w:r>
-    </w:p>
-    <w:p>
-      <w:pPr>
-        <w:spacing w:after="160" w:line="276" w:lineRule="auto"/>
-      </w:pPr>
-      <w:r>
-        <w:rPr>
-          <w:rFonts w:ascii="Calibri" w:hAnsi="Calibri" w:eastAsia="Calibri"/>
-          <w:b w:val="0"/>
-          <w:i w:val="0"/>
-          <w:sz w:val="22"/>
-        </w:rPr>
-        <w:t>Жогорку ылдамдыктагы темир жол — атайын курулган рельсте, көбүнчө саатына 250 чакырымдан жогору ылдамдыкта жүргөн тез жүргүнчү каттамы. Ал темир жолдун ишенимдүүлүгүн жер үстүндө учакка жакын ылдамдык менен айкалыштырып, шаарлар аралык сапарды өзгөрткөн.</w:t>
+        <w:t>3. Өнөр жай, энергия жана транспорт</w:t>
       </w:r>
     </w:p>
     <w:p>
       <w:pPr>
         <w:keepNext/>
-        <w:spacing w:before="240" w:after="120"/>
+        <w:widowControl/>
       </w:pPr>
       <w:r>
         <w:rPr>
-          <w:rFonts w:ascii="Calibri" w:hAnsi="Calibri" w:eastAsia="Calibri"/>
-          <w:b/>
-          <w:i w:val="0"/>
-          <w:color w:val="004E8C"/>
-          <w:sz w:val="28"/>
+          <w:sz w:val="20"/>
         </w:rPr>
-        <w:t>Негизги фактылар</w:t>
+        <w:t>Мезгил: 1964-жылдан тартып («Синкансэн»); кийин TGV жана дүйнөлүк ылдам темир жол тармактары | Негизги салым кошкондор: Япониянын улуттук темир жолунун «Синкансэн» инженерлери; Франциянын SNCF компаниясынын TGV топтору; кийин Кытайдын жана башка өлкөлөрдүн программалары</w:t>
+      </w:r>
+    </w:p>
+    <w:p>
+      <w:pPr>
+        <w:widowControl/>
+      </w:pPr>
+      <w:r>
+        <w:t>Жогорку ылдамдыктагы темир жол атайын курулган жолдо, көбүнчө саатына 250 кмден жогору жүргөн жүргүнчү каттамын билдирет. Ал темир жолдун ишенимдүүлүгүн кургактагы учууга жакын ылдамдык менен бириктирип, шаар аралык сапарды өзгөрткөн.</w:t>
+      </w:r>
+    </w:p>
+    <w:p>
+      <w:pPr>
+        <w:pStyle w:val="Heading1"/>
+        <w:widowControl/>
+      </w:pPr>
+      <w:r>
+        <w:t>Негизги маалыматтар</w:t>
       </w:r>
     </w:p>
     <w:p>
       <w:pPr>
         <w:pStyle w:val="ListBullet"/>
+        <w:widowControl/>
       </w:pPr>
       <w:r>
-        <w:rPr>
-          <w:rFonts w:ascii="Calibri" w:hAnsi="Calibri" w:eastAsia="Calibri"/>
-          <w:b w:val="0"/>
-          <w:i w:val="0"/>
-          <w:sz w:val="22"/>
-        </w:rPr>
-        <w:t>Япониянын Токайдо Синкансэн линиясы 1964-жылы Токио менен Осаканын ортосунда ачылган</w:t>
+        <w:t>Япониянын Токайдо «Синкансэн» линиясы 1964-жылы Токио менен Осаканын ортосунда ачылган.</w:t>
       </w:r>
     </w:p>
     <w:p>
       <w:pPr>
         <w:pStyle w:val="ListBullet"/>
+        <w:widowControl/>
       </w:pPr>
       <w:r>
-        <w:rPr>
-          <w:rFonts w:ascii="Calibri" w:hAnsi="Calibri" w:eastAsia="Calibri"/>
-          <w:b w:val="0"/>
-          <w:i w:val="0"/>
-          <w:sz w:val="22"/>
-        </w:rPr>
-        <w:t>Франциянын TGV поезди 1981-жылы коммерциялык каттамга чыгып, кийин жаңы ылдамдык рекорддорун койгон</w:t>
+        <w:t>Франциянын TGV ылдам поезди 1981-жылы коммерциялык каттамга чыгып, кийин дагы ылдамдык рекорддорун койгон.</w:t>
       </w:r>
     </w:p>
     <w:p>
       <w:pPr>
         <w:pStyle w:val="ListBullet"/>
+        <w:widowControl/>
       </w:pPr>
       <w:r>
-        <w:rPr>
-          <w:rFonts w:ascii="Calibri" w:hAnsi="Calibri" w:eastAsia="Calibri"/>
-          <w:b w:val="0"/>
-          <w:i w:val="0"/>
-          <w:sz w:val="22"/>
-        </w:rPr>
-        <w:t>Өзүнчө трасса, жай ийилген бурулуш жана өнүккөн сигнал системасы поездге жогорку ылдамдыкты туруктуу сактоого мүмкүндүк берет</w:t>
+        <w:t>Өзүнчө жол тилкеси, жай ийилген бурулуштар жана өнүккөн сигнал берүү узак убакыт жогорку ылдамдык сактоого шарт түзөт.</w:t>
       </w:r>
     </w:p>
     <w:p>
       <w:pPr>
         <w:pStyle w:val="ListBullet"/>
+        <w:widowControl/>
       </w:pPr>
       <w:r>
-        <w:rPr>
-          <w:rFonts w:ascii="Calibri" w:hAnsi="Calibri" w:eastAsia="Calibri"/>
-          <w:b w:val="0"/>
-          <w:i w:val="0"/>
-          <w:sz w:val="22"/>
-        </w:rPr>
-        <w:t>Кийин Кытай маршрут узундугу боюнча дүйнөдөгү эң ири жогорку ылдамдыктагы темир жол тармагын курган</w:t>
+        <w:t>Кийин Кытай каттам узундугу боюнча дүйнөдөгү эң чоң ылдам темир жол тармагын курган.</w:t>
       </w:r>
     </w:p>
     <w:p>
       <w:pPr>
         <w:pStyle w:val="ListBullet"/>
+        <w:widowControl/>
       </w:pPr>
       <w:r>
-        <w:rPr>
-          <w:rFonts w:ascii="Calibri" w:hAnsi="Calibri" w:eastAsia="Calibri"/>
-          <w:b w:val="0"/>
-          <w:i w:val="0"/>
-          <w:sz w:val="22"/>
-        </w:rPr>
-        <w:t>Жогорку ылдамдыктагы поезд кыска аралыктагы учак менен убакыт, көмүртек чыгымы жана шаардын борборуна түз жетүү жагынан атаандашат</w:t>
+        <w:t>Ылдам темир жол кыска аба каттамдары менен убакыт, көмүртек бөлүнүшү жана шаар борборуна жетүү жагынан атаандашат.</w:t>
       </w:r>
     </w:p>
     <w:p>
       <w:pPr>
-        <w:keepNext/>
-        <w:spacing w:before="240" w:after="120"/>
+        <w:pStyle w:val="Heading1"/>
+        <w:widowControl/>
       </w:pPr>
       <w:r>
-        <w:rPr>
-          <w:rFonts w:ascii="Calibri" w:hAnsi="Calibri" w:eastAsia="Calibri"/>
-          <w:b/>
-          <w:i w:val="0"/>
-          <w:color w:val="004E8C"/>
-          <w:sz w:val="28"/>
-        </w:rPr>
-        <w:t>Бул эмне</w:t>
+        <w:t>Бул эмне?</w:t>
       </w:r>
     </w:p>
     <w:p>
       <w:pPr>
-        <w:spacing w:after="160" w:line="276" w:lineRule="auto"/>
+        <w:widowControl/>
       </w:pPr>
       <w:r>
-        <w:rPr>
-          <w:rFonts w:ascii="Calibri" w:hAnsi="Calibri" w:eastAsia="Calibri"/>
-          <w:b w:val="0"/>
-          <w:i w:val="0"/>
-          <w:sz w:val="22"/>
-        </w:rPr>
-        <w:t>Жогорку ылдамдыктагы темир жол кадимки поездден кыйла тез коммерциялык жүрүүгө ылайык долбоорлонот. Адатта ал кең радиустуу бурулуштары, башка жол менен кесилишпеген өткөөлдөрү жана кабинадагы сигнал системасы бар атайын линияны колдонот. Агымга ылайыктуу формадагы поезд, кубаттуу тартуу жана катуу техникалык тейлөө тыгыз графикти коопсуз аткарууга жардам берет. Айрым тутумдар магниттик левитацияны колдонсо да, көпчүлүгү болот дөңгөлөк менен болот рельсте жүрөт. Жөнөкөй айтканда, бул шаардын борборуна токтогон жер үстүндөгү лайнер. Жаңылык жалгыз тез локомотивде эмес, рельс, поезд, электр жана иштетүү тартиби бириккен тутумда.</w:t>
+        <w:t>Жогорку ылдамдыктагы темир жол кадимки поездден кыйла тез туруктуу коммерциялык жүрүүгө арналган. Адатта атайын линия, кең радиустуу бурулуштар, башка жолдор менен бир деңгээлде кесилишпөө жана кабинадагы сигнал берүү колдонулат. Абага каршылыгы аз поезд формасы, күчтүү тартуу жана катуу тейлөө тартиби тыгыз, коопсуз жадыбалды камсыз кылат. Айрым системалар магниттик көтөрүлүүнү — маглевди — колдонсо, көбү болот рельстеги болот дөңгөлөктө калат. Бул шаар борборуна токтогон кургактагы авиалайнерге окшош. Жаңылык тез локомотивде гана эмес, жол, поезд, энергия жана иштетүү системасынын бүтүндүгүндө.</w:t>
       </w:r>
     </w:p>
     <w:p>
       <w:pPr>
-        <w:keepNext/>
-        <w:spacing w:before="240" w:after="120"/>
+        <w:pStyle w:val="Heading1"/>
+        <w:widowControl/>
       </w:pPr>
       <w:r>
-        <w:rPr>
-          <w:rFonts w:ascii="Calibri" w:hAnsi="Calibri" w:eastAsia="Calibri"/>
-          <w:b/>
-          <w:i w:val="0"/>
-          <w:color w:val="004E8C"/>
-          <w:sz w:val="28"/>
-        </w:rPr>
-        <w:t>Аны ким ачкан же ойлоп тапкан</w:t>
+        <w:t xml:space="preserve">Ким ойлоп тапкан</w:t>
       </w:r>
     </w:p>
     <w:p>
       <w:pPr>
-        <w:spacing w:after="160" w:line="276" w:lineRule="auto"/>
+        <w:widowControl/>
       </w:pPr>
       <w:r>
-        <w:rPr>
-          <w:rFonts w:ascii="Calibri" w:hAnsi="Calibri" w:eastAsia="Calibri"/>
-          <w:b w:val="0"/>
-          <w:i w:val="0"/>
-          <w:sz w:val="22"/>
-        </w:rPr>
-        <w:t>Согуштан кийинки Япониянын темир жол инженерлери дүйнөдөгү мурдагы тез поезд тажрыйбаларына таянып, биринчи туруктуу коммерциялык Синкансэнди ишке киргизишкен. Франциянын SNCF топтору TGVни Европага үлгү болгон тутумга айланткан; Германия, Испания, Италия, Кытай жана башка өлкөлөр өз шарттарына ылайык нускаларды иштеп чыккан. Бул жетишкендик гараждагы жалгыз ойлоп табуучудан эмес, улуттук программалар менен өндүрүүчүлөрдөн чыккан. Машинист, диспетчер жана жол жумушчусу анын күн сайын ишенимдүү болушун камсыз кылат. Белгилүү түстөгү поезддин артында вагон техникасындай эле ири жарандык курулуш эмгеги турат.</w:t>
+        <w:t>Япониянын согуштан кийинки темир жол инженерлери дүйнөдөгү мурдагы аэродинамикалык поезд тажрыйбаларына таянып, туруктуу коммерциялык «Синкансэнди» ишке киргизген. Франциянын улуттук темир жол компаниясы SNCFнын топтору TGV — французча «жогорку ылдамдыктагы поезд» — идеясын европалык үлгүгө айландырган. Германия, Испания, Италия, Кытай жана башкалар жергиликтүү түрлөрүн өнүктүргөн. Бул бир устакана ойлоп табуучусунан көрө улуттук программалар менен жеткирүүчүлөрдүн эмгеги. Машинисттер, сигнал кызматкерлери жана жолчулар убадасын күн сайын аткарат. Белгилүү түстүү поезддердин артында унаа техникасындай эле чоң курулуш инженериясы жатат.</w:t>
       </w:r>
     </w:p>
     <w:p>
       <w:pPr>
-        <w:keepNext/>
-        <w:spacing w:before="240" w:after="120"/>
+        <w:pStyle w:val="Heading1"/>
+        <w:widowControl/>
       </w:pPr>
       <w:r>
-        <w:rPr>
-          <w:rFonts w:ascii="Calibri" w:hAnsi="Calibri" w:eastAsia="Calibri"/>
-          <w:b/>
-          <w:i w:val="0"/>
-          <w:color w:val="004E8C"/>
-          <w:sz w:val="28"/>
-        </w:rPr>
-        <w:t>Качан жана кантип пайда болгон</w:t>
+        <w:t>Качан жана кантип пайда болгон?</w:t>
       </w:r>
     </w:p>
     <w:p>
       <w:pPr>
-        <w:spacing w:after="160" w:line="276" w:lineRule="auto"/>
+        <w:widowControl/>
       </w:pPr>
       <w:r>
-        <w:rPr>
-          <w:rFonts w:ascii="Calibri" w:hAnsi="Calibri" w:eastAsia="Calibri"/>
-          <w:b w:val="0"/>
-          <w:i w:val="0"/>
-          <w:sz w:val="22"/>
-        </w:rPr>
-        <w:t>1964-жылкы Синкансэн жогорку ылдамдык бир жолку рекорд эмес, күн сайын кайталанган кызмат боло аларын далилдеген. 1980–1990-жылдары Европадагы өсүш жана XXI кылымдагы Кытайдын ири курулушу маршрут узундугун көбөйткөн. Линия кайдан өтөрүн саясат менен каржы чечсе, аны иштетүүгө технология мүмкүнчүлүк берген. Түнкү тейлөө убактысы жана Япониядагы жер титирөөнү алдын ала аныктоо ылдамдык маданиятынын бөлүгүнө айланган. Жүргүнчү орундарын толтура алган, калкы жыш жайгашкан борбор шаарлар менен мегарегиондордун ортосунда бул система өзгөчө ийгиликтүү болгон.</w:t>
+        <w:t>1964-жылдагы «Синкансэн» жогорку ылдамдык бир жолку рекорд эмес, кадимки кызмат боло аларын далилдеген. Европанын 1980–1990-жылдардагы өсүшү жана Кытайдын XXI кылымдагы курулушу каттамдарды көбөйткөн. Саясат менен каржы линиянын кайда өтөрүн, технология анын иштей алышын аныктаган. Түнкү тейлөө убактысы жана Японияда жер титирөөнү аныктоо ылдамдык маданиятынын бөлүгү болгон. Кабыл алуу борборлор менен ири шаар аймактарынын ортосунда орундарды толтура турган калк жетиштүү жерлерде топтолгон.</w:t>
       </w:r>
     </w:p>
     <w:p>
       <w:pPr>
-        <w:keepNext/>
-        <w:spacing w:before="240" w:after="120"/>
+        <w:pStyle w:val="Heading1"/>
+        <w:widowControl/>
       </w:pPr>
       <w:r>
-        <w:rPr>
-          <w:rFonts w:ascii="Calibri" w:hAnsi="Calibri" w:eastAsia="Calibri"/>
-          <w:b/>
-          <w:i w:val="0"/>
-          <w:color w:val="004E8C"/>
-          <w:sz w:val="28"/>
-        </w:rPr>
-        <w:t>Илимий жактан мааниси</w:t>
+        <w:t>Илим үчүн мааниси</w:t>
       </w:r>
     </w:p>
     <w:p>
       <w:pPr>
-        <w:spacing w:after="160" w:line="276" w:lineRule="auto"/>
+        <w:widowControl/>
       </w:pPr>
       <w:r>
-        <w:rPr>
-          <w:rFonts w:ascii="Calibri" w:hAnsi="Calibri" w:eastAsia="Calibri"/>
-          <w:b w:val="0"/>
-          <w:i w:val="0"/>
-          <w:sz w:val="22"/>
-        </w:rPr>
-        <w:t>Жогорку ылдамдыктагы темир жол аэродинамика, дөңгөлөк-рельс динамикасы, ызы-чууну басуу жана аварияга жол бербеген сигнал системасын өнүктүрөт. Үстүңкү электр зымы менен күч электроникасы үзгүлтүксүз чоң кубат бериши керек. Адам факторун изилдөө жогорку ылдамдыктагы жайлуулук менен эвакуацияны карайт. Трассанын геометриясы — бетонго айланган колдонмо математика. Бүт система ишенимдүүлүктүн ири тажрыйбасы: миллиондогон жүргүнчү-чакырымды олуттуу кырсыксыз өткөрүү башкы долбоордук максат болуп саналат.</w:t>
+        <w:t>Ылдам темир жол аэродинамиканы, дөңгөлөк-рельс кыймылын, ызы-чууну азайтууну жана бузулганда коопсуз абалга өтүүчү сигналдарды өнүктүрөт. Үстүңкү электр зымдары жана күч электроникасы туруктуу чоң талапты камсыз кылышы керек. Адам фактору ылдамдыктагы ыңгайлуулукту жана эвакуацияны изилдейт. Жолдун геометриясы — курулушка айланган колдонмо математика. Максат — миллиондогон жүргүнчү-километрде кыйратуучу кырсыкты өтө сейрек кылуу; бул ири ишенимдүүлүк тажрыйбасы.</w:t>
       </w:r>
     </w:p>
     <w:p>
       <w:pPr>
-        <w:keepNext/>
-        <w:spacing w:before="240" w:after="120"/>
+        <w:pStyle w:val="Heading1"/>
+        <w:widowControl/>
       </w:pPr>
       <w:r>
-        <w:rPr>
-          <w:rFonts w:ascii="Calibri" w:hAnsi="Calibri" w:eastAsia="Calibri"/>
-          <w:b/>
-          <w:i w:val="0"/>
-          <w:color w:val="004E8C"/>
-          <w:sz w:val="28"/>
-        </w:rPr>
-        <w:t>Кийинки өнүгүүлөргө тийгизген таасири</w:t>
+        <w:t>Кийинки өнүгүүгө тийгизген таасири</w:t>
       </w:r>
     </w:p>
     <w:p>
       <w:pPr>
-        <w:spacing w:after="160" w:line="276" w:lineRule="auto"/>
+        <w:widowControl/>
       </w:pPr>
       <w:r>
-        <w:rPr>
-          <w:rFonts w:ascii="Calibri" w:hAnsi="Calibri" w:eastAsia="Calibri"/>
-          <w:b w:val="0"/>
-          <w:i w:val="0"/>
-          <w:sz w:val="22"/>
-        </w:rPr>
-        <w:t>Жогорку ылдамдыктагы коридорлор аэропорттордун атаандаштыгын жана аймактык пландоону өзгөрткөн. Алардын технологиялары кадимки темир жолго өтүп, кыйшайма кузовдуу поезд жана заманбап сигнал системасын жакшырткан. Маглев долбоорлору башка физикалык принцип менен ошол эле ылдамдык максатын көздөйт. Туризм, ишкер сапар жана эмгек рыногу линиянын боюна созулган. Климат саясаты учактан поездге өтүүнү жаңы тармактарды кеңейтүүнүн жүйөсү катары көп көрсөтөт.</w:t>
+        <w:t>Ылдам коридорлор аэропорттордун атаандаштыгын жана аймактык пландоону өзгөрткөн. Айрым технологиялар кадимки темир жолго өткөн: бурулушта кыйшаюучу поезддер жана жаңы сигналдар. Маглев долбоорлору башка физика менен ошол эле ылдамдык максатын көздөйт. Туризм, иш сапар жана эмгек базары линияны бойлой кеңейет. Климат саясаты тармакты узартууга себеп катары учактан поездге өтүүнү көп көрсөтөт.</w:t>
       </w:r>
     </w:p>
     <w:p>
       <w:pPr>
-        <w:keepNext/>
-        <w:spacing w:before="240" w:after="120"/>
+        <w:pStyle w:val="Heading1"/>
+        <w:widowControl/>
       </w:pPr>
       <w:r>
-        <w:rPr>
-          <w:rFonts w:ascii="Calibri" w:hAnsi="Calibri" w:eastAsia="Calibri"/>
-          <w:b/>
-          <w:i w:val="0"/>
-          <w:color w:val="004E8C"/>
-          <w:sz w:val="28"/>
-        </w:rPr>
-        <w:t>Адамдардын жашоосун кантип өзгөрткөн</w:t>
+        <w:t>Адамдардын жашоосун кантип өзгөрткөн?</w:t>
       </w:r>
     </w:p>
     <w:p>
       <w:pPr>
-        <w:spacing w:after="160" w:line="276" w:lineRule="auto"/>
+        <w:widowControl/>
       </w:pPr>
       <w:r>
-        <w:rPr>
-          <w:rFonts w:ascii="Calibri" w:hAnsi="Calibri" w:eastAsia="Calibri"/>
-          <w:b w:val="0"/>
-          <w:i w:val="0"/>
-          <w:sz w:val="22"/>
-        </w:rPr>
-        <w:t>Миллиондогон адам үчүн алыскы шаарга барып, ошол эле күнү кайтып келүү кадимки көрүнүш болгон. Жаңы станцияга кошулган айыл өскөн, каттамдан сырт калган жер токтоп калган учурлар да бар. Ызы-чуу жана жер алуу нааразылык жаратса, жүргүнчүлөр так графикти жогору баалаган. Жол убактысынын кыскарышы адамдардын кайда жашап, кайда иштей аларын кайра аныктаган. Жер көрүнүшүнө жаңы дарыя кошулгандай болду — шагыл төшөлгөн, үстүнөн зым тартылган тилке адамдарды шашылыш убакта учакка жакын ылдамдыкта алып өтөт.</w:t>
+        <w:t>Миллиондогон адам үчүн алыскы шаарга барып, ошол күнү кайтуу кадимки болгон. Жаңы станцияга жакын айылдар байланыштын деңгээлине жараша өскөн же артта калган. Жүргүнчүлөр тактыкты мактаса да, ызы-чуу менен жер алуу нааразылык жараткан. Сапарга кетчү убакыт адамдар кайда жашап, иштээрин кайра аныктаган. Жер бетинде жаңы агым пайда болгон: шагыл төшөлмө менен электр зымынын тилкеси элди учакка жакын темпте ташыйт.</w:t>
       </w:r>
     </w:p>
     <w:p>
       <w:pPr>
-        <w:keepNext/>
-        <w:spacing w:before="240" w:after="120"/>
+        <w:pStyle w:val="Heading1"/>
+        <w:widowControl/>
       </w:pPr>
       <w:r>
-        <w:rPr>
-          <w:rFonts w:ascii="Calibri" w:hAnsi="Calibri" w:eastAsia="Calibri"/>
-          <w:b/>
-          <w:i w:val="0"/>
-          <w:color w:val="004E8C"/>
-          <w:sz w:val="28"/>
-        </w:rPr>
-        <w:t>Булактар жана шилтемелер</w:t>
+        <w:t>Булактар жана кошумча окуу</w:t>
       </w:r>
     </w:p>
     <w:p>
       <w:pPr>
-        <w:keepNext/>
-        <w:spacing w:before="240" w:after="120"/>
+        <w:pStyle w:val="Heading2"/>
+        <w:widowControl/>
       </w:pPr>
       <w:r>
         <w:rPr>
-          <w:rFonts w:ascii="Calibri" w:hAnsi="Calibri" w:eastAsia="Calibri"/>
-          <w:b/>
-          <w:i w:val="0"/>
-          <w:color w:val="004E8C"/>
-          <w:sz w:val="24"/>
+          <w:sz w:val="20"/>
         </w:rPr>
-        <w:t>A. Китептер жана негизги илимий эмгектер</w:t>
+        <w:t>Китептер жана негизги илимий эмгектер</w:t>
       </w:r>
     </w:p>
     <w:p>
       <w:pPr>
-        <w:spacing w:after="80"/>
-        <w:ind w:left="360"/>
+        <w:widowControl/>
       </w:pPr>
       <w:r>
         <w:rPr>
-          <w:rFonts w:ascii="Calibri" w:hAnsi="Calibri" w:eastAsia="Calibri"/>
-          <w:b w:val="0"/>
-          <w:i w:val="0"/>
-          <w:sz w:val="22"/>
+          <w:sz w:val="20"/>
         </w:rPr>
         <w:t>1. Hood, Christopher P. Shinkansen: From Bullet Train to Symbol of Modern Japan. London: Routledge, 2006.</w:t>
       </w:r>
     </w:p>
     <w:p>
       <w:pPr>
-        <w:keepNext/>
-        <w:spacing w:before="240" w:after="120"/>
+        <w:pStyle w:val="Heading2"/>
+        <w:widowControl/>
       </w:pPr>
       <w:r>
         <w:rPr>
-          <w:rFonts w:ascii="Calibri" w:hAnsi="Calibri" w:eastAsia="Calibri"/>
-          <w:b/>
-          <w:i w:val="0"/>
-          <w:color w:val="004E8C"/>
-          <w:sz w:val="24"/>
+          <w:sz w:val="20"/>
         </w:rPr>
-        <w:t>C. Мекемелердин материалдары жана энциклопедиялык булактар</w:t>
+        <w:t>Уюмдардын жана энциклопедиялардын материалдары</w:t>
       </w:r>
     </w:p>
     <w:p>
       <w:pPr>
-        <w:spacing w:after="80"/>
-        <w:ind w:left="360"/>
+        <w:widowControl/>
       </w:pPr>
       <w:r>
         <w:rPr>
-          <w:rFonts w:ascii="Calibri" w:hAnsi="Calibri" w:eastAsia="Calibri"/>
-          <w:b w:val="0"/>
-          <w:i w:val="0"/>
-          <w:sz w:val="22"/>
+          <w:sz w:val="20"/>
         </w:rPr>
-        <w:t>1. Encyclopaedia Britannica. “High-speed train” (“Жогорку ылдамдыктагы поезд”).</w:t>
-      </w:r>
-      <w:r>
-        <w:rPr>
-          <w:rFonts w:ascii="Calibri" w:hAnsi="Calibri" w:eastAsia="Calibri"/>
-          <w:b w:val="0"/>
-          <w:i w:val="0"/>
-          <w:sz w:val="22"/>
-        </w:rPr>
-        <w:t xml:space="preserve"> </w:t>
+        <w:t xml:space="preserve">1. Encyclopaedia Britannica. 'High-speed train.' </w:t>
       </w:r>
       <w:hyperlink r:id="rId9">
         <w:r>
           <w:rPr>
-            <w:rFonts w:ascii="Calibri" w:hAnsi="Calibri" w:eastAsia="Calibri"/>
-            <w:b w:val="0"/>
-            <w:i w:val="0"/>
-            <w:sz w:val="22"/>
-            <w:color w:val="0563C1"/>
-            <w:u w:val="single"/>
+            <w:sz w:val="20"/>
           </w:rPr>
           <w:t>https://www.britannica.com/technology/high-speed-train</w:t>
         </w:r>
       </w:hyperlink>
+      <w:r>
+        <w:rPr>
+          <w:sz w:val="20"/>
+        </w:rPr>
+      </w:r>
     </w:p>
     <w:p>
       <w:pPr>
-        <w:spacing w:after="80"/>
-        <w:ind w:left="360"/>
+        <w:widowControl/>
       </w:pPr>
       <w:r>
         <w:rPr>
-          <w:rFonts w:ascii="Calibri" w:hAnsi="Calibri" w:eastAsia="Calibri"/>
-          <w:b w:val="0"/>
-          <w:i w:val="0"/>
-          <w:sz w:val="22"/>
+          <w:sz w:val="20"/>
         </w:rPr>
-        <w:t>2. Encyclopaedia Britannica. “Shinkansen” (“Синкансэн”).</w:t>
-      </w:r>
-      <w:r>
-        <w:rPr>
-          <w:rFonts w:ascii="Calibri" w:hAnsi="Calibri" w:eastAsia="Calibri"/>
-          <w:b w:val="0"/>
-          <w:i w:val="0"/>
-          <w:sz w:val="22"/>
-        </w:rPr>
-        <w:t xml:space="preserve"> </w:t>
+        <w:t xml:space="preserve">2. Encyclopaedia Britannica. 'Shinkansen.' </w:t>
       </w:r>
       <w:hyperlink r:id="rId10">
         <w:r>
           <w:rPr>
-            <w:rFonts w:ascii="Calibri" w:hAnsi="Calibri" w:eastAsia="Calibri"/>
-            <w:b w:val="0"/>
-            <w:i w:val="0"/>
-            <w:sz w:val="22"/>
-            <w:color w:val="0563C1"/>
-            <w:u w:val="single"/>
+            <w:sz w:val="20"/>
           </w:rPr>
           <w:t>https://www.britannica.com/topic/Shinkansen</w:t>
         </w:r>
       </w:hyperlink>
-    </w:p>
-    <w:p>
-      <w:pPr>
-        <w:keepNext/>
-        <w:spacing w:before="240" w:after="120"/>
-      </w:pPr>
       <w:r>
         <w:rPr>
-          <w:rFonts w:ascii="Calibri" w:hAnsi="Calibri" w:eastAsia="Calibri"/>
-          <w:b/>
-          <w:i w:val="0"/>
-          <w:color w:val="004E8C"/>
-          <w:sz w:val="24"/>
+          <w:sz w:val="20"/>
         </w:rPr>
-        <w:t>D. Музейлердин, архивдердин жана китепканалардын материалдары</w:t>
       </w:r>
     </w:p>
     <w:p>
       <w:pPr>
-        <w:spacing w:after="80"/>
-        <w:ind w:left="360"/>
+        <w:pStyle w:val="Heading2"/>
+        <w:widowControl/>
       </w:pPr>
       <w:r>
         <w:rPr>
-          <w:rFonts w:ascii="Calibri" w:hAnsi="Calibri" w:eastAsia="Calibri"/>
-          <w:b w:val="0"/>
-          <w:i w:val="0"/>
-          <w:sz w:val="22"/>
+          <w:sz w:val="20"/>
         </w:rPr>
-        <w:t>1. SCMAGLEV and Railway Park (Nagoya) / JR Central темир жол мурасы музейи.</w:t>
+        <w:t>Музейлердин, архивдердин жана китепканалардын материалдары</w:t>
       </w:r>
+    </w:p>
+    <w:p>
+      <w:pPr>
+        <w:widowControl/>
+      </w:pPr>
       <w:r>
         <w:rPr>
-          <w:rFonts w:ascii="Calibri" w:hAnsi="Calibri" w:eastAsia="Calibri"/>
-          <w:b w:val="0"/>
-          <w:i w:val="0"/>
-          <w:sz w:val="22"/>
+          <w:sz w:val="20"/>
         </w:rPr>
-        <w:t xml:space="preserve"> </w:t>
+        <w:t xml:space="preserve">1. SCMAGLEV and Railway Park (Nagoya) / JR Central railway heritage museum. </w:t>
       </w:r>
       <w:hyperlink r:id="rId11">
         <w:r>
           <w:rPr>
-            <w:rFonts w:ascii="Calibri" w:hAnsi="Calibri" w:eastAsia="Calibri"/>
-            <w:b w:val="0"/>
-            <w:i w:val="0"/>
-            <w:sz w:val="22"/>
-            <w:color w:val="0563C1"/>
-            <w:u w:val="single"/>
+            <w:sz w:val="20"/>
           </w:rPr>
           <w:t>https://museum.jr-central.co.jp/en/</w:t>
         </w:r>
       </w:hyperlink>
-    </w:p>
-    <w:p>
-      <w:pPr>
-        <w:keepNext/>
-        <w:spacing w:before="240" w:after="120"/>
-      </w:pPr>
       <w:r>
         <w:rPr>
-          <w:rFonts w:ascii="Calibri" w:hAnsi="Calibri" w:eastAsia="Calibri"/>
-          <w:b/>
-          <w:i w:val="0"/>
-          <w:color w:val="004E8C"/>
-          <w:sz w:val="24"/>
+          <w:sz w:val="20"/>
         </w:rPr>
-        <w:t>H. Кесиптик коомдордун жана стандартташтыруу уюмдарынын материалдары</w:t>
       </w:r>
     </w:p>
     <w:p>
       <w:pPr>
-        <w:spacing w:after="80"/>
-        <w:ind w:left="360"/>
+        <w:pStyle w:val="Heading2"/>
+        <w:widowControl/>
       </w:pPr>
       <w:r>
         <w:rPr>
-          <w:rFonts w:ascii="Calibri" w:hAnsi="Calibri" w:eastAsia="Calibri"/>
-          <w:b w:val="0"/>
-          <w:i w:val="0"/>
-          <w:sz w:val="22"/>
+          <w:sz w:val="20"/>
         </w:rPr>
-        <w:t>1. International Union of Railways (UIC). Жогорку ылдамдыктагы темир жол боюнча ресурстар.</w:t>
+        <w:t>Кесиптик коомдор жана стандартташтыруу уюмдары</w:t>
       </w:r>
+    </w:p>
+    <w:p>
+      <w:pPr>
+        <w:widowControl/>
+      </w:pPr>
       <w:r>
         <w:rPr>
-          <w:rFonts w:ascii="Calibri" w:hAnsi="Calibri" w:eastAsia="Calibri"/>
-          <w:b w:val="0"/>
-          <w:i w:val="0"/>
-          <w:sz w:val="22"/>
+          <w:sz w:val="20"/>
         </w:rPr>
-        <w:t xml:space="preserve"> </w:t>
+        <w:t xml:space="preserve">1. International Union of Railways (UIC). High-speed rail resources. </w:t>
       </w:r>
       <w:hyperlink r:id="rId12">
         <w:r>
           <w:rPr>
-            <w:rFonts w:ascii="Calibri" w:hAnsi="Calibri" w:eastAsia="Calibri"/>
-            <w:b w:val="0"/>
-            <w:i w:val="0"/>
-            <w:sz w:val="22"/>
-            <w:color w:val="0563C1"/>
-            <w:u w:val="single"/>
+            <w:sz w:val="20"/>
           </w:rPr>
           <w:t>https://uic.org/passenger/high-speed/</w:t>
         </w:r>
       </w:hyperlink>
+      <w:r>
+        <w:rPr>
+          <w:sz w:val="20"/>
+        </w:rPr>
+      </w:r>
     </w:p>
     <w:sectPr>
-      <w:pgSz w:w="12240" w:h="15840"/>
-      <w:pgMar w:top="1296" w:right="1440" w:bottom="1296" w:left="1440" w:header="720" w:footer="720" w:gutter="0"/>
+      <w:footerReference w:type="default" r:id="rId13"/>
+      <w:pgSz w:w="11906" w:h="16838"/>
+      <w:pgMar w:top="1020" w:right="1134" w:bottom="1020" w:left="1134" w:header="720" w:footer="720" w:gutter="0"/>
       <w:cols w:space="720"/>
       <w:docGrid w:linePitch="360"/>
     </w:sectPr>
   </w:body>
 </w:document>
+</file>
+
+<file path=word/footer1.xml><?xml version="1.0" encoding="utf-8"?>
+<w:ftr xmlns:m="http://schemas.openxmlformats.org/officeDocument/2006/math" xmlns:mc="http://schemas.openxmlformats.org/markup-compatibility/2006" xmlns:mo="http://schemas.microsoft.com/office/mac/office/2008/main" xmlns:mv="urn:schemas-microsoft-com:mac:vml" xmlns:o="urn:schemas-microsoft-com:office:office" xmlns:r="http://schemas.openxmlformats.org/officeDocument/2006/relationships" xmlns:v="urn:schemas-microsoft-com:vml" xmlns:w10="urn:schemas-microsoft-com:office:word" xmlns:w14="http://schemas.microsoft.com/office/word/2010/wordml" xmlns:w="http://schemas.openxmlformats.org/wordprocessingml/2006/main" xmlns:wne="http://schemas.microsoft.com/office/word/2006/wordml" xmlns:wp14="http://schemas.microsoft.com/office/word/2010/wordprocessingDrawing" xmlns:wp="http://schemas.openxmlformats.org/drawingml/2006/wordprocessingDrawing" xmlns:wpc="http://schemas.microsoft.com/office/word/2010/wordprocessingCanvas" xmlns:wpg="http://schemas.microsoft.com/office/word/2010/wordprocessingGroup" xmlns:wpi="http://schemas.microsoft.com/office/word/2010/wordprocessingInk" xmlns:wps="http://schemas.microsoft.com/office/word/2010/wordprocessingShape" mc:Ignorable="w14 wp14">
+  <w:p>
+    <w:pPr>
+      <w:pStyle w:val="Footer"/>
+      <w:jc w:val="right"/>
+    </w:pPr>
+    <w:fldSimple w:instr="PAGE"/>
+  </w:p>
+</w:ftr>
 </file>
 
 <file path=word/numbering.xml><?xml version="1.0" encoding="utf-8"?>
@@ -788,7 +594,7 @@
   <w:docDefaults>
     <w:rPrDefault>
       <w:rPr>
-        <w:rFonts w:asciiTheme="minorHAnsi" w:eastAsiaTheme="minorEastAsia" w:hAnsiTheme="minorHAnsi" w:cstheme="minorBidi"/>
+        <w:rFonts/>
         <w:sz w:val="22"/>
         <w:szCs w:val="22"/>
         <w:lang w:val="en-US" w:eastAsia="en-US" w:bidi="ar-SA"/>
@@ -943,6 +749,15 @@
     <w:name w:val="Normal"/>
     <w:qFormat/>
     <w:rsid w:val="00FC693F"/>
+    <w:pPr>
+      <w:spacing w:after="120" w:line="259" w:lineRule="auto"/>
+    </w:pPr>
+    <w:rPr>
+      <w:rFonts w:ascii="Times New Roman" w:hAnsi="Times New Roman"/>
+      <w:color w:val="000000"/>
+      <w:sz w:val="24"/>
+      <w:lang w:val="ky-KG"/>
+    </w:rPr>
   </w:style>
   <w:style w:type="paragraph" w:styleId="Header">
     <w:name w:val="header"/>
@@ -999,16 +814,17 @@
     <w:pPr>
       <w:keepNext/>
       <w:keepLines/>
-      <w:spacing w:before="480" w:after="0"/>
+      <w:spacing w:before="480" w:after="120" w:line="259" w:lineRule="auto"/>
       <w:outlineLvl w:val="0"/>
     </w:pPr>
     <w:rPr>
-      <w:rFonts w:asciiTheme="majorHAnsi" w:eastAsiaTheme="majorEastAsia" w:hAnsiTheme="majorHAnsi" w:cstheme="majorBidi"/>
+      <w:rFonts w:ascii="Times New Roman" w:hAnsi="Times New Roman"/>
       <w:b/>
       <w:bCs/>
-      <w:color w:val="365F91" w:themeColor="accent1" w:themeShade="BF"/>
-      <w:sz w:val="28"/>
+      <w:color w:val="000000"/>
+      <w:sz w:val="26"/>
       <w:szCs w:val="28"/>
+      <w:lang w:val="ky-KG"/>
     </w:rPr>
   </w:style>
   <w:style w:type="paragraph" w:styleId="Heading2">
@@ -1023,16 +839,17 @@
     <w:pPr>
       <w:keepNext/>
       <w:keepLines/>
-      <w:spacing w:before="200" w:after="0"/>
+      <w:spacing w:before="200" w:after="120" w:line="259" w:lineRule="auto"/>
       <w:outlineLvl w:val="1"/>
     </w:pPr>
     <w:rPr>
-      <w:rFonts w:asciiTheme="majorHAnsi" w:eastAsiaTheme="majorEastAsia" w:hAnsiTheme="majorHAnsi" w:cstheme="majorBidi"/>
+      <w:rFonts w:ascii="Times New Roman" w:hAnsi="Times New Roman"/>
       <w:b/>
       <w:bCs/>
-      <w:color w:val="4F81BD" w:themeColor="accent1"/>
+      <w:color w:val="000000"/>
       <w:sz w:val="26"/>
       <w:szCs w:val="26"/>
+      <w:lang w:val="ky-KG"/>
     </w:rPr>
   </w:style>
   <w:style w:type="paragraph" w:styleId="Heading3">
@@ -1051,7 +868,7 @@
       <w:outlineLvl w:val="2"/>
     </w:pPr>
     <w:rPr>
-      <w:rFonts w:asciiTheme="majorHAnsi" w:eastAsiaTheme="majorEastAsia" w:hAnsiTheme="majorHAnsi" w:cstheme="majorBidi"/>
+      <w:rFonts/>
       <w:b/>
       <w:bCs/>
       <w:color w:val="4F81BD" w:themeColor="accent1"/>
@@ -1074,7 +891,7 @@
       <w:outlineLvl w:val="3"/>
     </w:pPr>
     <w:rPr>
-      <w:rFonts w:asciiTheme="majorHAnsi" w:eastAsiaTheme="majorEastAsia" w:hAnsiTheme="majorHAnsi" w:cstheme="majorBidi"/>
+      <w:rFonts/>
       <w:b/>
       <w:bCs/>
       <w:i/>
@@ -1099,7 +916,7 @@
       <w:outlineLvl w:val="4"/>
     </w:pPr>
     <w:rPr>
-      <w:rFonts w:asciiTheme="majorHAnsi" w:eastAsiaTheme="majorEastAsia" w:hAnsiTheme="majorHAnsi" w:cstheme="majorBidi"/>
+      <w:rFonts/>
       <w:color w:val="243F60" w:themeColor="accent1" w:themeShade="7F"/>
     </w:rPr>
   </w:style>
@@ -1120,7 +937,7 @@
       <w:outlineLvl w:val="5"/>
     </w:pPr>
     <w:rPr>
-      <w:rFonts w:asciiTheme="majorHAnsi" w:eastAsiaTheme="majorEastAsia" w:hAnsiTheme="majorHAnsi" w:cstheme="majorBidi"/>
+      <w:rFonts/>
       <w:i/>
       <w:iCs/>
       <w:color w:val="243F60" w:themeColor="accent1" w:themeShade="7F"/>
@@ -1143,7 +960,7 @@
       <w:outlineLvl w:val="6"/>
     </w:pPr>
     <w:rPr>
-      <w:rFonts w:asciiTheme="majorHAnsi" w:eastAsiaTheme="majorEastAsia" w:hAnsiTheme="majorHAnsi" w:cstheme="majorBidi"/>
+      <w:rFonts/>
       <w:i/>
       <w:iCs/>
       <w:color w:val="404040" w:themeColor="text1" w:themeTint="BF"/>
@@ -1166,7 +983,7 @@
       <w:outlineLvl w:val="7"/>
     </w:pPr>
     <w:rPr>
-      <w:rFonts w:asciiTheme="majorHAnsi" w:eastAsiaTheme="majorEastAsia" w:hAnsiTheme="majorHAnsi" w:cstheme="majorBidi"/>
+      <w:rFonts/>
       <w:color w:val="4F81BD" w:themeColor="accent1"/>
       <w:sz w:val="20"/>
       <w:szCs w:val="20"/>
@@ -1189,7 +1006,7 @@
       <w:outlineLvl w:val="8"/>
     </w:pPr>
     <w:rPr>
-      <w:rFonts w:asciiTheme="majorHAnsi" w:eastAsiaTheme="majorEastAsia" w:hAnsiTheme="majorHAnsi" w:cstheme="majorBidi"/>
+      <w:rFonts/>
       <w:i/>
       <w:iCs/>
       <w:color w:val="404040" w:themeColor="text1" w:themeTint="BF"/>
@@ -1240,7 +1057,7 @@
     <w:uiPriority w:val="9"/>
     <w:rsid w:val="00FC693F"/>
     <w:rPr>
-      <w:rFonts w:asciiTheme="majorHAnsi" w:eastAsiaTheme="majorEastAsia" w:hAnsiTheme="majorHAnsi" w:cstheme="majorBidi"/>
+      <w:rFonts/>
       <w:b/>
       <w:bCs/>
       <w:color w:val="365F91" w:themeColor="accent1" w:themeShade="BF"/>
@@ -1255,7 +1072,7 @@
     <w:uiPriority w:val="9"/>
     <w:rsid w:val="00FC693F"/>
     <w:rPr>
-      <w:rFonts w:asciiTheme="majorHAnsi" w:eastAsiaTheme="majorEastAsia" w:hAnsiTheme="majorHAnsi" w:cstheme="majorBidi"/>
+      <w:rFonts/>
       <w:b/>
       <w:bCs/>
       <w:color w:val="4F81BD" w:themeColor="accent1"/>
@@ -1270,7 +1087,7 @@
     <w:uiPriority w:val="9"/>
     <w:rsid w:val="00FC693F"/>
     <w:rPr>
-      <w:rFonts w:asciiTheme="majorHAnsi" w:eastAsiaTheme="majorEastAsia" w:hAnsiTheme="majorHAnsi" w:cstheme="majorBidi"/>
+      <w:rFonts/>
       <w:b/>
       <w:bCs/>
       <w:color w:val="4F81BD" w:themeColor="accent1"/>
@@ -1285,19 +1102,17 @@
     <w:qFormat/>
     <w:rsid w:val="00FC693F"/>
     <w:pPr>
-      <w:pBdr>
-        <w:bottom w:val="single" w:sz="8" w:space="4" w:color="4F81BD" w:themeColor="accent1"/>
-      </w:pBdr>
-      <w:spacing w:after="300" w:line="240" w:lineRule="auto"/>
+      <w:spacing w:after="120" w:line="259" w:lineRule="auto"/>
       <w:contextualSpacing/>
     </w:pPr>
     <w:rPr>
-      <w:rFonts w:asciiTheme="majorHAnsi" w:eastAsiaTheme="majorEastAsia" w:hAnsiTheme="majorHAnsi" w:cstheme="majorBidi"/>
-      <w:color w:val="17365D" w:themeColor="text2" w:themeShade="BF"/>
+      <w:rFonts w:ascii="Times New Roman" w:hAnsi="Times New Roman"/>
+      <w:color w:val="000000"/>
       <w:spacing w:val="5"/>
       <w:kern w:val="28"/>
-      <w:sz w:val="52"/>
+      <w:sz w:val="40"/>
       <w:szCs w:val="52"/>
+      <w:lang w:val="ky-KG"/>
     </w:rPr>
   </w:style>
   <w:style w:type="character" w:customStyle="1" w:styleId="TitleChar">
@@ -1307,7 +1122,7 @@
     <w:uiPriority w:val="10"/>
     <w:rsid w:val="00FC693F"/>
     <w:rPr>
-      <w:rFonts w:asciiTheme="majorHAnsi" w:eastAsiaTheme="majorEastAsia" w:hAnsiTheme="majorHAnsi" w:cstheme="majorBidi"/>
+      <w:rFonts/>
       <w:color w:val="17365D" w:themeColor="text2" w:themeShade="BF"/>
       <w:spacing w:val="5"/>
       <w:kern w:val="28"/>
@@ -1329,7 +1144,7 @@
       </w:numPr>
     </w:pPr>
     <w:rPr>
-      <w:rFonts w:asciiTheme="majorHAnsi" w:eastAsiaTheme="majorEastAsia" w:hAnsiTheme="majorHAnsi" w:cstheme="majorBidi"/>
+      <w:rFonts/>
       <w:i/>
       <w:iCs/>
       <w:color w:val="4F81BD" w:themeColor="accent1"/>
@@ -1345,7 +1160,7 @@
     <w:uiPriority w:val="11"/>
     <w:rsid w:val="00FC693F"/>
     <w:rPr>
-      <w:rFonts w:asciiTheme="majorHAnsi" w:eastAsiaTheme="majorEastAsia" w:hAnsiTheme="majorHAnsi" w:cstheme="majorBidi"/>
+      <w:rFonts/>
       <w:i/>
       <w:iCs/>
       <w:color w:val="4F81BD" w:themeColor="accent1"/>
@@ -1470,8 +1285,15 @@
       <w:numPr>
         <w:numId w:val="1"/>
       </w:numPr>
+      <w:spacing w:after="120" w:line="259" w:lineRule="auto"/>
       <w:contextualSpacing/>
     </w:pPr>
+    <w:rPr>
+      <w:rFonts w:ascii="Times New Roman" w:hAnsi="Times New Roman"/>
+      <w:color w:val="000000"/>
+      <w:sz w:val="24"/>
+      <w:lang w:val="ky-KG"/>
+    </w:rPr>
   </w:style>
   <w:style w:type="paragraph" w:styleId="ListBullet2">
     <w:name w:val="List Bullet 2"/>
@@ -1643,7 +1465,7 @@
     <w:semiHidden/>
     <w:rsid w:val="00FC693F"/>
     <w:rPr>
-      <w:rFonts w:asciiTheme="majorHAnsi" w:eastAsiaTheme="majorEastAsia" w:hAnsiTheme="majorHAnsi" w:cstheme="majorBidi"/>
+      <w:rFonts/>
       <w:b/>
       <w:bCs/>
       <w:i/>
@@ -1659,7 +1481,7 @@
     <w:semiHidden/>
     <w:rsid w:val="00FC693F"/>
     <w:rPr>
-      <w:rFonts w:asciiTheme="majorHAnsi" w:eastAsiaTheme="majorEastAsia" w:hAnsiTheme="majorHAnsi" w:cstheme="majorBidi"/>
+      <w:rFonts/>
       <w:color w:val="243F60" w:themeColor="accent1" w:themeShade="7F"/>
     </w:rPr>
   </w:style>
@@ -1671,7 +1493,7 @@
     <w:semiHidden/>
     <w:rsid w:val="00FC693F"/>
     <w:rPr>
-      <w:rFonts w:asciiTheme="majorHAnsi" w:eastAsiaTheme="majorEastAsia" w:hAnsiTheme="majorHAnsi" w:cstheme="majorBidi"/>
+      <w:rFonts/>
       <w:i/>
       <w:iCs/>
       <w:color w:val="243F60" w:themeColor="accent1" w:themeShade="7F"/>
@@ -1685,7 +1507,7 @@
     <w:semiHidden/>
     <w:rsid w:val="00FC693F"/>
     <w:rPr>
-      <w:rFonts w:asciiTheme="majorHAnsi" w:eastAsiaTheme="majorEastAsia" w:hAnsiTheme="majorHAnsi" w:cstheme="majorBidi"/>
+      <w:rFonts/>
       <w:i/>
       <w:iCs/>
       <w:color w:val="404040" w:themeColor="text1" w:themeTint="BF"/>
@@ -1699,7 +1521,7 @@
     <w:semiHidden/>
     <w:rsid w:val="00FC693F"/>
     <w:rPr>
-      <w:rFonts w:asciiTheme="majorHAnsi" w:eastAsiaTheme="majorEastAsia" w:hAnsiTheme="majorHAnsi" w:cstheme="majorBidi"/>
+      <w:rFonts/>
       <w:color w:val="4F81BD" w:themeColor="accent1"/>
       <w:sz w:val="20"/>
       <w:szCs w:val="20"/>
@@ -1713,7 +1535,7 @@
     <w:semiHidden/>
     <w:rsid w:val="00FC693F"/>
     <w:rPr>
-      <w:rFonts w:asciiTheme="majorHAnsi" w:eastAsiaTheme="majorEastAsia" w:hAnsiTheme="majorHAnsi" w:cstheme="majorBidi"/>
+      <w:rFonts/>
       <w:i/>
       <w:iCs/>
       <w:color w:val="404040" w:themeColor="text1" w:themeTint="BF"/>
@@ -1772,9 +1594,6 @@
     <w:qFormat/>
     <w:rsid w:val="00FC693F"/>
     <w:pPr>
-      <w:pBdr>
-        <w:bottom w:val="single" w:sz="4" w:space="4" w:color="4F81BD" w:themeColor="accent1"/>
-      </w:pBdr>
       <w:spacing w:before="200" w:after="280"/>
       <w:ind w:left="936" w:right="936"/>
     </w:pPr>
@@ -3302,7 +3121,7 @@
         <w:spacing w:before="0" w:after="0" w:line="240" w:lineRule="auto"/>
       </w:pPr>
       <w:rPr>
-        <w:rFonts w:asciiTheme="majorHAnsi" w:eastAsiaTheme="majorEastAsia" w:hAnsiTheme="majorHAnsi" w:cstheme="majorBidi"/>
+        <w:rFonts/>
         <w:b/>
         <w:bCs/>
       </w:rPr>
@@ -3323,7 +3142,7 @@
         <w:spacing w:before="0" w:after="0" w:line="240" w:lineRule="auto"/>
       </w:pPr>
       <w:rPr>
-        <w:rFonts w:asciiTheme="majorHAnsi" w:eastAsiaTheme="majorEastAsia" w:hAnsiTheme="majorHAnsi" w:cstheme="majorBidi"/>
+        <w:rFonts/>
         <w:b/>
         <w:bCs/>
       </w:rPr>
@@ -3341,14 +3160,14 @@
     </w:tblStylePr>
     <w:tblStylePr w:type="firstCol">
       <w:rPr>
-        <w:rFonts w:asciiTheme="majorHAnsi" w:eastAsiaTheme="majorEastAsia" w:hAnsiTheme="majorHAnsi" w:cstheme="majorBidi"/>
+        <w:rFonts/>
         <w:b/>
         <w:bCs/>
       </w:rPr>
     </w:tblStylePr>
     <w:tblStylePr w:type="lastCol">
       <w:rPr>
-        <w:rFonts w:asciiTheme="majorHAnsi" w:eastAsiaTheme="majorEastAsia" w:hAnsiTheme="majorHAnsi" w:cstheme="majorBidi"/>
+        <w:rFonts/>
         <w:b/>
         <w:bCs/>
       </w:rPr>
@@ -3432,7 +3251,7 @@
         <w:spacing w:before="0" w:after="0" w:line="240" w:lineRule="auto"/>
       </w:pPr>
       <w:rPr>
-        <w:rFonts w:asciiTheme="majorHAnsi" w:eastAsiaTheme="majorEastAsia" w:hAnsiTheme="majorHAnsi" w:cstheme="majorBidi"/>
+        <w:rFonts/>
         <w:b/>
         <w:bCs/>
       </w:rPr>
@@ -3453,7 +3272,7 @@
         <w:spacing w:before="0" w:after="0" w:line="240" w:lineRule="auto"/>
       </w:pPr>
       <w:rPr>
-        <w:rFonts w:asciiTheme="majorHAnsi" w:eastAsiaTheme="majorEastAsia" w:hAnsiTheme="majorHAnsi" w:cstheme="majorBidi"/>
+        <w:rFonts/>
         <w:b/>
         <w:bCs/>
       </w:rPr>
@@ -3471,14 +3290,14 @@
     </w:tblStylePr>
     <w:tblStylePr w:type="firstCol">
       <w:rPr>
-        <w:rFonts w:asciiTheme="majorHAnsi" w:eastAsiaTheme="majorEastAsia" w:hAnsiTheme="majorHAnsi" w:cstheme="majorBidi"/>
+        <w:rFonts/>
         <w:b/>
         <w:bCs/>
       </w:rPr>
     </w:tblStylePr>
     <w:tblStylePr w:type="lastCol">
       <w:rPr>
-        <w:rFonts w:asciiTheme="majorHAnsi" w:eastAsiaTheme="majorEastAsia" w:hAnsiTheme="majorHAnsi" w:cstheme="majorBidi"/>
+        <w:rFonts/>
         <w:b/>
         <w:bCs/>
       </w:rPr>
@@ -3562,7 +3381,7 @@
         <w:spacing w:before="0" w:after="0" w:line="240" w:lineRule="auto"/>
       </w:pPr>
       <w:rPr>
-        <w:rFonts w:asciiTheme="majorHAnsi" w:eastAsiaTheme="majorEastAsia" w:hAnsiTheme="majorHAnsi" w:cstheme="majorBidi"/>
+        <w:rFonts/>
         <w:b/>
         <w:bCs/>
       </w:rPr>
@@ -3583,7 +3402,7 @@
         <w:spacing w:before="0" w:after="0" w:line="240" w:lineRule="auto"/>
       </w:pPr>
       <w:rPr>
-        <w:rFonts w:asciiTheme="majorHAnsi" w:eastAsiaTheme="majorEastAsia" w:hAnsiTheme="majorHAnsi" w:cstheme="majorBidi"/>
+        <w:rFonts/>
         <w:b/>
         <w:bCs/>
       </w:rPr>
@@ -3601,14 +3420,14 @@
     </w:tblStylePr>
     <w:tblStylePr w:type="firstCol">
       <w:rPr>
-        <w:rFonts w:asciiTheme="majorHAnsi" w:eastAsiaTheme="majorEastAsia" w:hAnsiTheme="majorHAnsi" w:cstheme="majorBidi"/>
+        <w:rFonts/>
         <w:b/>
         <w:bCs/>
       </w:rPr>
     </w:tblStylePr>
     <w:tblStylePr w:type="lastCol">
       <w:rPr>
-        <w:rFonts w:asciiTheme="majorHAnsi" w:eastAsiaTheme="majorEastAsia" w:hAnsiTheme="majorHAnsi" w:cstheme="majorBidi"/>
+        <w:rFonts/>
         <w:b/>
         <w:bCs/>
       </w:rPr>
@@ -3692,7 +3511,7 @@
         <w:spacing w:before="0" w:after="0" w:line="240" w:lineRule="auto"/>
       </w:pPr>
       <w:rPr>
-        <w:rFonts w:asciiTheme="majorHAnsi" w:eastAsiaTheme="majorEastAsia" w:hAnsiTheme="majorHAnsi" w:cstheme="majorBidi"/>
+        <w:rFonts/>
         <w:b/>
         <w:bCs/>
       </w:rPr>
@@ -3713,7 +3532,7 @@
         <w:spacing w:before="0" w:after="0" w:line="240" w:lineRule="auto"/>
       </w:pPr>
       <w:rPr>
-        <w:rFonts w:asciiTheme="majorHAnsi" w:eastAsiaTheme="majorEastAsia" w:hAnsiTheme="majorHAnsi" w:cstheme="majorBidi"/>
+        <w:rFonts/>
         <w:b/>
         <w:bCs/>
       </w:rPr>
@@ -3731,14 +3550,14 @@
     </w:tblStylePr>
     <w:tblStylePr w:type="firstCol">
       <w:rPr>
-        <w:rFonts w:asciiTheme="majorHAnsi" w:eastAsiaTheme="majorEastAsia" w:hAnsiTheme="majorHAnsi" w:cstheme="majorBidi"/>
+        <w:rFonts/>
         <w:b/>
         <w:bCs/>
       </w:rPr>
     </w:tblStylePr>
     <w:tblStylePr w:type="lastCol">
       <w:rPr>
-        <w:rFonts w:asciiTheme="majorHAnsi" w:eastAsiaTheme="majorEastAsia" w:hAnsiTheme="majorHAnsi" w:cstheme="majorBidi"/>
+        <w:rFonts/>
         <w:b/>
         <w:bCs/>
       </w:rPr>
@@ -3822,7 +3641,7 @@
         <w:spacing w:before="0" w:after="0" w:line="240" w:lineRule="auto"/>
       </w:pPr>
       <w:rPr>
-        <w:rFonts w:asciiTheme="majorHAnsi" w:eastAsiaTheme="majorEastAsia" w:hAnsiTheme="majorHAnsi" w:cstheme="majorBidi"/>
+        <w:rFonts/>
         <w:b/>
         <w:bCs/>
       </w:rPr>
@@ -3843,7 +3662,7 @@
         <w:spacing w:before="0" w:after="0" w:line="240" w:lineRule="auto"/>
       </w:pPr>
       <w:rPr>
-        <w:rFonts w:asciiTheme="majorHAnsi" w:eastAsiaTheme="majorEastAsia" w:hAnsiTheme="majorHAnsi" w:cstheme="majorBidi"/>
+        <w:rFonts/>
         <w:b/>
         <w:bCs/>
       </w:rPr>
@@ -3861,14 +3680,14 @@
     </w:tblStylePr>
     <w:tblStylePr w:type="firstCol">
       <w:rPr>
-        <w:rFonts w:asciiTheme="majorHAnsi" w:eastAsiaTheme="majorEastAsia" w:hAnsiTheme="majorHAnsi" w:cstheme="majorBidi"/>
+        <w:rFonts/>
         <w:b/>
         <w:bCs/>
       </w:rPr>
     </w:tblStylePr>
     <w:tblStylePr w:type="lastCol">
       <w:rPr>
-        <w:rFonts w:asciiTheme="majorHAnsi" w:eastAsiaTheme="majorEastAsia" w:hAnsiTheme="majorHAnsi" w:cstheme="majorBidi"/>
+        <w:rFonts/>
         <w:b/>
         <w:bCs/>
       </w:rPr>
@@ -3952,7 +3771,7 @@
         <w:spacing w:before="0" w:after="0" w:line="240" w:lineRule="auto"/>
       </w:pPr>
       <w:rPr>
-        <w:rFonts w:asciiTheme="majorHAnsi" w:eastAsiaTheme="majorEastAsia" w:hAnsiTheme="majorHAnsi" w:cstheme="majorBidi"/>
+        <w:rFonts/>
         <w:b/>
         <w:bCs/>
       </w:rPr>
@@ -3973,7 +3792,7 @@
         <w:spacing w:before="0" w:after="0" w:line="240" w:lineRule="auto"/>
       </w:pPr>
       <w:rPr>
-        <w:rFonts w:asciiTheme="majorHAnsi" w:eastAsiaTheme="majorEastAsia" w:hAnsiTheme="majorHAnsi" w:cstheme="majorBidi"/>
+        <w:rFonts/>
         <w:b/>
         <w:bCs/>
       </w:rPr>
@@ -3991,14 +3810,14 @@
     </w:tblStylePr>
     <w:tblStylePr w:type="firstCol">
       <w:rPr>
-        <w:rFonts w:asciiTheme="majorHAnsi" w:eastAsiaTheme="majorEastAsia" w:hAnsiTheme="majorHAnsi" w:cstheme="majorBidi"/>
+        <w:rFonts/>
         <w:b/>
         <w:bCs/>
       </w:rPr>
     </w:tblStylePr>
     <w:tblStylePr w:type="lastCol">
       <w:rPr>
-        <w:rFonts w:asciiTheme="majorHAnsi" w:eastAsiaTheme="majorEastAsia" w:hAnsiTheme="majorHAnsi" w:cstheme="majorBidi"/>
+        <w:rFonts/>
         <w:b/>
         <w:bCs/>
       </w:rPr>
@@ -4082,7 +3901,7 @@
         <w:spacing w:before="0" w:after="0" w:line="240" w:lineRule="auto"/>
       </w:pPr>
       <w:rPr>
-        <w:rFonts w:asciiTheme="majorHAnsi" w:eastAsiaTheme="majorEastAsia" w:hAnsiTheme="majorHAnsi" w:cstheme="majorBidi"/>
+        <w:rFonts/>
         <w:b/>
         <w:bCs/>
       </w:rPr>
@@ -4103,7 +3922,7 @@
         <w:spacing w:before="0" w:after="0" w:line="240" w:lineRule="auto"/>
       </w:pPr>
       <w:rPr>
-        <w:rFonts w:asciiTheme="majorHAnsi" w:eastAsiaTheme="majorEastAsia" w:hAnsiTheme="majorHAnsi" w:cstheme="majorBidi"/>
+        <w:rFonts/>
         <w:b/>
         <w:bCs/>
       </w:rPr>
@@ -4121,14 +3940,14 @@
     </w:tblStylePr>
     <w:tblStylePr w:type="firstCol">
       <w:rPr>
-        <w:rFonts w:asciiTheme="majorHAnsi" w:eastAsiaTheme="majorEastAsia" w:hAnsiTheme="majorHAnsi" w:cstheme="majorBidi"/>
+        <w:rFonts/>
         <w:b/>
         <w:bCs/>
       </w:rPr>
     </w:tblStylePr>
     <w:tblStylePr w:type="lastCol">
       <w:rPr>
-        <w:rFonts w:asciiTheme="majorHAnsi" w:eastAsiaTheme="majorEastAsia" w:hAnsiTheme="majorHAnsi" w:cstheme="majorBidi"/>
+        <w:rFonts/>
         <w:b/>
         <w:bCs/>
       </w:rPr>
@@ -5993,7 +5812,7 @@
     </w:tblPr>
     <w:tblStylePr w:type="firstRow">
       <w:rPr>
-        <w:rFonts w:asciiTheme="majorHAnsi" w:eastAsiaTheme="majorEastAsia" w:hAnsiTheme="majorHAnsi" w:cstheme="majorBidi"/>
+        <w:rFonts/>
       </w:rPr>
       <w:tblPr/>
       <w:tcPr>
@@ -6077,7 +5896,7 @@
     </w:tblPr>
     <w:tblStylePr w:type="firstRow">
       <w:rPr>
-        <w:rFonts w:asciiTheme="majorHAnsi" w:eastAsiaTheme="majorEastAsia" w:hAnsiTheme="majorHAnsi" w:cstheme="majorBidi"/>
+        <w:rFonts/>
       </w:rPr>
       <w:tblPr/>
       <w:tcPr>
@@ -6161,7 +5980,7 @@
     </w:tblPr>
     <w:tblStylePr w:type="firstRow">
       <w:rPr>
-        <w:rFonts w:asciiTheme="majorHAnsi" w:eastAsiaTheme="majorEastAsia" w:hAnsiTheme="majorHAnsi" w:cstheme="majorBidi"/>
+        <w:rFonts/>
       </w:rPr>
       <w:tblPr/>
       <w:tcPr>
@@ -6245,7 +6064,7 @@
     </w:tblPr>
     <w:tblStylePr w:type="firstRow">
       <w:rPr>
-        <w:rFonts w:asciiTheme="majorHAnsi" w:eastAsiaTheme="majorEastAsia" w:hAnsiTheme="majorHAnsi" w:cstheme="majorBidi"/>
+        <w:rFonts/>
       </w:rPr>
       <w:tblPr/>
       <w:tcPr>
@@ -6329,7 +6148,7 @@
     </w:tblPr>
     <w:tblStylePr w:type="firstRow">
       <w:rPr>
-        <w:rFonts w:asciiTheme="majorHAnsi" w:eastAsiaTheme="majorEastAsia" w:hAnsiTheme="majorHAnsi" w:cstheme="majorBidi"/>
+        <w:rFonts/>
       </w:rPr>
       <w:tblPr/>
       <w:tcPr>
@@ -6413,7 +6232,7 @@
     </w:tblPr>
     <w:tblStylePr w:type="firstRow">
       <w:rPr>
-        <w:rFonts w:asciiTheme="majorHAnsi" w:eastAsiaTheme="majorEastAsia" w:hAnsiTheme="majorHAnsi" w:cstheme="majorBidi"/>
+        <w:rFonts/>
       </w:rPr>
       <w:tblPr/>
       <w:tcPr>
@@ -6497,7 +6316,7 @@
     </w:tblPr>
     <w:tblStylePr w:type="firstRow">
       <w:rPr>
-        <w:rFonts w:asciiTheme="majorHAnsi" w:eastAsiaTheme="majorEastAsia" w:hAnsiTheme="majorHAnsi" w:cstheme="majorBidi"/>
+        <w:rFonts/>
       </w:rPr>
       <w:tblPr/>
       <w:tcPr>
@@ -6562,7 +6381,7 @@
       <w:spacing w:after="0" w:line="240" w:lineRule="auto"/>
     </w:pPr>
     <w:rPr>
-      <w:rFonts w:asciiTheme="majorHAnsi" w:eastAsiaTheme="majorEastAsia" w:hAnsiTheme="majorHAnsi" w:cstheme="majorBidi"/>
+      <w:rFonts/>
       <w:color w:val="000000" w:themeColor="text1"/>
     </w:rPr>
     <w:tblPr>
@@ -6690,7 +6509,7 @@
       <w:spacing w:after="0" w:line="240" w:lineRule="auto"/>
     </w:pPr>
     <w:rPr>
-      <w:rFonts w:asciiTheme="majorHAnsi" w:eastAsiaTheme="majorEastAsia" w:hAnsiTheme="majorHAnsi" w:cstheme="majorBidi"/>
+      <w:rFonts/>
       <w:color w:val="000000" w:themeColor="text1"/>
     </w:rPr>
     <w:tblPr>
@@ -6818,7 +6637,7 @@
       <w:spacing w:after="0" w:line="240" w:lineRule="auto"/>
     </w:pPr>
     <w:rPr>
-      <w:rFonts w:asciiTheme="majorHAnsi" w:eastAsiaTheme="majorEastAsia" w:hAnsiTheme="majorHAnsi" w:cstheme="majorBidi"/>
+      <w:rFonts/>
       <w:color w:val="000000" w:themeColor="text1"/>
     </w:rPr>
     <w:tblPr>
@@ -6946,7 +6765,7 @@
       <w:spacing w:after="0" w:line="240" w:lineRule="auto"/>
     </w:pPr>
     <w:rPr>
-      <w:rFonts w:asciiTheme="majorHAnsi" w:eastAsiaTheme="majorEastAsia" w:hAnsiTheme="majorHAnsi" w:cstheme="majorBidi"/>
+      <w:rFonts/>
       <w:color w:val="000000" w:themeColor="text1"/>
     </w:rPr>
     <w:tblPr>
@@ -7074,7 +6893,7 @@
       <w:spacing w:after="0" w:line="240" w:lineRule="auto"/>
     </w:pPr>
     <w:rPr>
-      <w:rFonts w:asciiTheme="majorHAnsi" w:eastAsiaTheme="majorEastAsia" w:hAnsiTheme="majorHAnsi" w:cstheme="majorBidi"/>
+      <w:rFonts/>
       <w:color w:val="000000" w:themeColor="text1"/>
     </w:rPr>
     <w:tblPr>
@@ -7202,7 +7021,7 @@
       <w:spacing w:after="0" w:line="240" w:lineRule="auto"/>
     </w:pPr>
     <w:rPr>
-      <w:rFonts w:asciiTheme="majorHAnsi" w:eastAsiaTheme="majorEastAsia" w:hAnsiTheme="majorHAnsi" w:cstheme="majorBidi"/>
+      <w:rFonts/>
       <w:color w:val="000000" w:themeColor="text1"/>
     </w:rPr>
     <w:tblPr>
@@ -7330,7 +7149,7 @@
       <w:spacing w:after="0" w:line="240" w:lineRule="auto"/>
     </w:pPr>
     <w:rPr>
-      <w:rFonts w:asciiTheme="majorHAnsi" w:eastAsiaTheme="majorEastAsia" w:hAnsiTheme="majorHAnsi" w:cstheme="majorBidi"/>
+      <w:rFonts/>
       <w:color w:val="000000" w:themeColor="text1"/>
     </w:rPr>
     <w:tblPr>
@@ -7969,7 +7788,7 @@
       <w:spacing w:after="0" w:line="240" w:lineRule="auto"/>
     </w:pPr>
     <w:rPr>
-      <w:rFonts w:asciiTheme="majorHAnsi" w:eastAsiaTheme="majorEastAsia" w:hAnsiTheme="majorHAnsi" w:cstheme="majorBidi"/>
+      <w:rFonts/>
       <w:color w:val="000000" w:themeColor="text1"/>
     </w:rPr>
     <w:tblPr>
@@ -8094,7 +7913,7 @@
       <w:spacing w:after="0" w:line="240" w:lineRule="auto"/>
     </w:pPr>
     <w:rPr>
-      <w:rFonts w:asciiTheme="majorHAnsi" w:eastAsiaTheme="majorEastAsia" w:hAnsiTheme="majorHAnsi" w:cstheme="majorBidi"/>
+      <w:rFonts/>
       <w:color w:val="000000" w:themeColor="text1"/>
     </w:rPr>
     <w:tblPr>
@@ -8219,7 +8038,7 @@
       <w:spacing w:after="0" w:line="240" w:lineRule="auto"/>
     </w:pPr>
     <w:rPr>
-      <w:rFonts w:asciiTheme="majorHAnsi" w:eastAsiaTheme="majorEastAsia" w:hAnsiTheme="majorHAnsi" w:cstheme="majorBidi"/>
+      <w:rFonts/>
       <w:color w:val="000000" w:themeColor="text1"/>
     </w:rPr>
     <w:tblPr>
@@ -8344,7 +8163,7 @@
       <w:spacing w:after="0" w:line="240" w:lineRule="auto"/>
     </w:pPr>
     <w:rPr>
-      <w:rFonts w:asciiTheme="majorHAnsi" w:eastAsiaTheme="majorEastAsia" w:hAnsiTheme="majorHAnsi" w:cstheme="majorBidi"/>
+      <w:rFonts/>
       <w:color w:val="000000" w:themeColor="text1"/>
     </w:rPr>
     <w:tblPr>
@@ -8469,7 +8288,7 @@
       <w:spacing w:after="0" w:line="240" w:lineRule="auto"/>
     </w:pPr>
     <w:rPr>
-      <w:rFonts w:asciiTheme="majorHAnsi" w:eastAsiaTheme="majorEastAsia" w:hAnsiTheme="majorHAnsi" w:cstheme="majorBidi"/>
+      <w:rFonts/>
       <w:color w:val="000000" w:themeColor="text1"/>
     </w:rPr>
     <w:tblPr>
@@ -8594,7 +8413,7 @@
       <w:spacing w:after="0" w:line="240" w:lineRule="auto"/>
     </w:pPr>
     <w:rPr>
-      <w:rFonts w:asciiTheme="majorHAnsi" w:eastAsiaTheme="majorEastAsia" w:hAnsiTheme="majorHAnsi" w:cstheme="majorBidi"/>
+      <w:rFonts/>
       <w:color w:val="000000" w:themeColor="text1"/>
     </w:rPr>
     <w:tblPr>
@@ -8719,7 +8538,7 @@
       <w:spacing w:after="0" w:line="240" w:lineRule="auto"/>
     </w:pPr>
     <w:rPr>
-      <w:rFonts w:asciiTheme="majorHAnsi" w:eastAsiaTheme="majorEastAsia" w:hAnsiTheme="majorHAnsi" w:cstheme="majorBidi"/>
+      <w:rFonts/>
       <w:color w:val="000000" w:themeColor="text1"/>
     </w:rPr>
     <w:tblPr>
